--- a/docs/legal/02_ramcova-smlouva.docx
+++ b/docs/legal/02_ramcova-smlouva.docx
@@ -1,8 +1,8 @@
 
 <file path=word/document.xml><?xml version="1.0" encoding="utf-8"?>
-<w:document xmlns:mc="http://schemas.openxmlformats.org/markup-compatibility/2006" xmlns:o="urn:schemas-microsoft-com:office:office" xmlns:r="http://schemas.openxmlformats.org/officeDocument/2006/relationships" xmlns:m="http://schemas.openxmlformats.org/officeDocument/2006/math" xmlns:v="urn:schemas-microsoft-com:vml" xmlns:wp="http://schemas.openxmlformats.org/drawingml/2006/wordprocessingDrawing" xmlns:w10="urn:schemas-microsoft-com:office:word" xmlns:w="http://schemas.openxmlformats.org/wordprocessingml/2006/main" xmlns:wne="http://schemas.microsoft.com/office/word/2006/wordml" xmlns:sl="http://schemas.openxmlformats.org/schemaLibrary/2006/main" xmlns:a="http://schemas.openxmlformats.org/drawingml/2006/main" xmlns:pic="http://schemas.openxmlformats.org/drawingml/2006/picture" xmlns:c="http://schemas.openxmlformats.org/drawingml/2006/chart" xmlns:lc="http://schemas.openxmlformats.org/drawingml/2006/lockedCanvas" xmlns:dgm="http://schemas.openxmlformats.org/drawingml/2006/diagram" xmlns:wps="http://schemas.microsoft.com/office/word/2010/wordprocessingShape" xmlns:wpg="http://schemas.microsoft.com/office/word/2010/wordprocessingGroup" xmlns:w14="http://schemas.microsoft.com/office/word/2010/wordml" xmlns:w15="http://schemas.microsoft.com/office/word/2012/wordml" xmlns:w16="http://schemas.microsoft.com/office/word/2018/wordml" xmlns:w16cex="http://schemas.microsoft.com/office/word/2018/wordml/cex" xmlns:w16cid="http://schemas.microsoft.com/office/word/2016/wordml/cid" xmlns="http://schemas.microsoft.com/office/tasks/2019/documenttasks" xmlns:cr="http://schemas.microsoft.com/office/comments/2020/reactions">
+<w:document xmlns:ns1="http://schemas.microsoft.com/office/word/2010/wordml" xmlns:ns2="http://schemas.openxmlformats.org/officeDocument/2006/relationships" xmlns:w="http://schemas.openxmlformats.org/wordprocessingml/2006/main">
   <w:body>
-    <w:p>
+    <w:p ns1:paraId="00000001">
       <w:pPr>
         <w:spacing w:after="80" w:lineRule="auto"/>
         <w:rPr>
@@ -27,7 +27,7 @@
         </w:rPr>
       </w:r>
     </w:p>
-    <w:p>
+    <w:p ns1:paraId="00000002">
       <w:pPr>
         <w:spacing w:after="200" w:lineRule="auto"/>
         <w:rPr>
@@ -52,7 +52,7 @@
         </w:rPr>
       </w:r>
     </w:p>
-    <w:p>
+    <w:p ns1:paraId="00000003">
       <w:pPr>
         <w:keepNext w:val="1"/>
         <w:spacing w:after="80" w:before="280" w:lineRule="auto"/>
@@ -78,7 +78,7 @@
         </w:rPr>
       </w:r>
     </w:p>
-    <w:p>
+    <w:p ns1:paraId="00000004">
       <w:pPr>
         <w:rPr>
           <w:rFonts w:ascii="Inter" w:cs="Inter" w:eastAsia="Inter" w:hAnsi="Inter"/>
@@ -118,7 +118,7 @@
         <w:t xml:space="preserve">Fyzická nebo právnická osoba specifikovaná v Elektronické objednávce pilotního nasazení (dále jen „Partner“).</w:t>
       </w:r>
     </w:p>
-    <w:p>
+    <w:p ns1:paraId="00000005">
       <w:pPr>
         <w:keepNext w:val="1"/>
         <w:spacing w:after="80" w:before="280" w:lineRule="auto"/>
@@ -144,7 +144,7 @@
         </w:rPr>
       </w:r>
     </w:p>
-    <w:p>
+    <w:p ns1:paraId="00000006">
       <w:pPr>
         <w:rPr>
           <w:rFonts w:ascii="Inter" w:cs="Inter" w:eastAsia="Inter" w:hAnsi="Inter"/>
@@ -163,7 +163,7 @@
         <w:br w:type="textWrapping"/>
       </w:r>
     </w:p>
-    <w:p>
+    <w:p ns1:paraId="00000007">
       <w:pPr>
         <w:keepNext w:val="0"/>
         <w:keepLines w:val="0"/>
@@ -206,7 +206,7 @@
         <w:t xml:space="preserve">a) Elektronická objednávka pilotního nasazení (jediný individualizovaný dokument),</w:t>
       </w:r>
     </w:p>
-    <w:p>
+    <w:p ns1:paraId="00000008">
       <w:pPr>
         <w:keepNext w:val="0"/>
         <w:keepLines w:val="0"/>
@@ -249,7 +249,7 @@
         <w:t xml:space="preserve">b) Tato Rámcová smlouva o spolupráci,</w:t>
       </w:r>
     </w:p>
-    <w:p>
+    <w:p ns1:paraId="00000009">
       <w:pPr>
         <w:keepNext w:val="0"/>
         <w:keepLines w:val="0"/>
@@ -292,7 +292,7 @@
         <w:t xml:space="preserve">c) Implementační standard pilotního nasazení (Příloha č. 1),</w:t>
       </w:r>
     </w:p>
-    <w:p>
+    <w:p ns1:paraId="0000000A">
       <w:pPr>
         <w:keepNext w:val="0"/>
         <w:keepLines w:val="0"/>
@@ -335,7 +335,7 @@
         <w:t xml:space="preserve">d) Zpracovatelská smlouva / DPA (Příloha č. 2),</w:t>
       </w:r>
     </w:p>
-    <w:p>
+    <w:p ns1:paraId="0000000B">
       <w:pPr>
         <w:keepNext w:val="0"/>
         <w:keepLines w:val="0"/>
@@ -378,7 +378,7 @@
         <w:t xml:space="preserve">e) Všeobecné obchodní podmínky CONIS (VOP).</w:t>
       </w:r>
     </w:p>
-    <w:p>
+    <w:p ns1:paraId="0000000C">
       <w:pPr>
         <w:keepNext w:val="1"/>
         <w:spacing w:after="80" w:before="280" w:lineRule="auto"/>
@@ -404,7 +404,7 @@
         </w:rPr>
       </w:r>
     </w:p>
-    <w:p>
+    <w:p ns1:paraId="0000000D">
       <w:pPr>
         <w:rPr>
           <w:rFonts w:ascii="Inter" w:cs="Inter" w:eastAsia="Inter" w:hAnsi="Inter"/>
@@ -461,7 +461,7 @@
         <w:t xml:space="preserve">Nebude-li proforma faktura uhrazena ve lhůtě splatnosti (3 dny od vystavení), Elektronická objednávka i k ní vázaná Rámcová smlouva od počátku bez dalšího zanikají.</w:t>
       </w:r>
     </w:p>
-    <w:p>
+    <w:p ns1:paraId="0000000E">
       <w:pPr>
         <w:keepNext w:val="1"/>
         <w:spacing w:after="80" w:before="280" w:lineRule="auto"/>
@@ -487,7 +487,7 @@
         </w:rPr>
       </w:r>
     </w:p>
-    <w:p>
+    <w:p ns1:paraId="0000000F">
       <w:pPr>
         <w:rPr>
           <w:rFonts w:ascii="Inter" w:cs="Inter" w:eastAsia="Inter" w:hAnsi="Inter"/>
@@ -539,7 +539,7 @@
         <w:t xml:space="preserve"> Partner je oprávněn materiály vytvořené nebo upravené Poskytovatelem v rámci pilotního nasazení, zejména upravené obrázky a vizualizace, užívat na vlastním webu a ve vlastních PDF prezentacích. Jakékoli jiné užití, zejména v placené reklamě, televizním vysílání nebo jiných hromadných mediálních kampaních, vyžaduje předchozí souhlas Poskytovatele a případné vypořádání dalších licenčních práv a odměn podle autorského zákona.</w:t>
       </w:r>
     </w:p>
-    <w:p>
+    <w:p ns1:paraId="00000010">
       <w:pPr>
         <w:keepNext w:val="1"/>
         <w:spacing w:after="80" w:before="280" w:lineRule="auto"/>
@@ -566,6 +566,11 @@
       </w:r>
     </w:p>
     <w:p>
+      <w:r>
+        <w:t>Bankovní účet Poskytovatele: 3452548011/3030 (Air Bank), IBAN CZ3530300000003452548011.</w:t>
+      </w:r>
+    </w:p>
+    <w:p ns1:paraId="00000011">
       <w:pPr>
         <w:rPr>
           <w:rFonts w:ascii="Inter" w:cs="Inter" w:eastAsia="Inter" w:hAnsi="Inter"/>
@@ -629,7 +634,7 @@
         <w:t xml:space="preserve"> Partner může v průběhu smluvního vztahu objednat implementaci dalšího domu za cenu 9 970 Kč za dům, není-li v konkrétní elektronické objednávce sjednáno jinak.</w:t>
       </w:r>
     </w:p>
-    <w:p>
+    <w:p ns1:paraId="00000012">
       <w:pPr>
         <w:keepNext w:val="1"/>
         <w:spacing w:after="80" w:before="280" w:lineRule="auto"/>
@@ -655,7 +660,7 @@
         </w:rPr>
       </w:r>
     </w:p>
-    <w:p>
+    <w:p ns1:paraId="00000013">
       <w:pPr>
         <w:rPr>
           <w:rFonts w:ascii="Inter" w:cs="Inter" w:eastAsia="Inter" w:hAnsi="Inter"/>
@@ -695,7 +700,7 @@
         <w:t xml:space="preserve">Poskytovatel neodpovídá za ušlý zisk, nepřímé či následné škody, ztrátu obchodních příležitostí ani za dosažení konkrétních obchodních nebo konverzních výsledků Partnera.</w:t>
       </w:r>
     </w:p>
-    <w:p>
+    <w:p ns1:paraId="00000014">
       <w:pPr>
         <w:keepNext w:val="1"/>
         <w:spacing w:after="80" w:before="280" w:lineRule="auto"/>
@@ -721,7 +726,7 @@
         </w:rPr>
       </w:r>
     </w:p>
-    <w:p>
+    <w:p ns1:paraId="00000015">
       <w:pPr>
         <w:rPr>
           <w:rFonts w:ascii="Inter" w:cs="Inter" w:eastAsia="Inter" w:hAnsi="Inter"/>
@@ -778,7 +783,7 @@
         <w:t xml:space="preserve">Po uplynutí pilotní fáze se podmínky výpovědi a ukončení smlouvy řídí ustanoveními VOP.</w:t>
       </w:r>
     </w:p>
-    <w:p>
+    <w:p ns1:paraId="00000016">
       <w:pPr>
         <w:keepNext w:val="1"/>
         <w:spacing w:after="80" w:before="280" w:lineRule="auto"/>
@@ -804,7 +809,7 @@
         </w:rPr>
       </w:r>
     </w:p>
-    <w:p>
+    <w:p ns1:paraId="00000017">
       <w:pPr>
         <w:rPr>
           <w:rFonts w:ascii="Inter" w:cs="Inter" w:eastAsia="Inter" w:hAnsi="Inter"/>
@@ -827,7 +832,7 @@
         <w:t xml:space="preserve">V případě jakýchkoli rozporů mezi jednotlivými dokumenty smluvního rámce platí následující závazné pořadí přednosti:</w:t>
       </w:r>
     </w:p>
-    <w:p>
+    <w:p ns1:paraId="00000018">
       <w:pPr>
         <w:keepNext w:val="0"/>
         <w:keepLines w:val="0"/>
@@ -870,7 +875,7 @@
         <w:t xml:space="preserve">1. Elektronická objednávka pilotního nasazení,</w:t>
       </w:r>
     </w:p>
-    <w:p>
+    <w:p ns1:paraId="00000019">
       <w:pPr>
         <w:keepNext w:val="0"/>
         <w:keepLines w:val="0"/>
@@ -913,7 +918,7 @@
         <w:t xml:space="preserve">2. Tato Rámcová smlouva o spolupráci,</w:t>
       </w:r>
     </w:p>
-    <w:p>
+    <w:p ns1:paraId="0000001A">
       <w:pPr>
         <w:keepNext w:val="0"/>
         <w:keepLines w:val="0"/>
@@ -956,7 +961,7 @@
         <w:t xml:space="preserve">3. Implementační standard (Příloha č. 1) a DPA (Příloha č. 2),</w:t>
       </w:r>
     </w:p>
-    <w:p>
+    <w:p ns1:paraId="0000001B">
       <w:pPr>
         <w:keepNext w:val="0"/>
         <w:keepLines w:val="0"/>
@@ -999,7 +1004,7 @@
         <w:t xml:space="preserve">4. Všeobecné obchodní podmínky (VOP).</w:t>
       </w:r>
     </w:p>
-    <w:p>
+    <w:p ns1:paraId="0000001C">
       <w:pPr>
         <w:rPr>
           <w:rFonts w:ascii="Inter" w:cs="Inter" w:eastAsia="Inter" w:hAnsi="Inter"/>
@@ -1023,8 +1028,8 @@
       </w:r>
     </w:p>
     <w:sectPr>
-      <w:headerReference r:id="rId7" w:type="default"/>
-      <w:footerReference r:id="rId8" w:type="default"/>
+      <w:headerReference ns2:id="rId7" w:type="default"/>
+      <w:footerReference ns2:id="rId8" w:type="default"/>
       <w:pgSz w:h="16834" w:w="11909" w:orient="portrait"/>
       <w:pgMar w:bottom="1152" w:top="1152" w:left="1296" w:right="1296" w:header="720" w:footer="720"/>
       <w:pgNumType w:start="1"/>
